--- a/themes/starter-hugo-academic/static/uploads/Peter Aungle CV.docx
+++ b/themes/starter-hugo-academic/static/uploads/Peter Aungle CV.docx
@@ -12,6 +12,7 @@
     </w:p>
     <w:p>
       <w:pPr>
+        <w:jc w:val="center"/>
         <w:rPr>
           <w:b/>
           <w:bCs/>
@@ -27,43 +28,316 @@
     </w:p>
     <w:p>
       <w:r>
-        <w:t>Doctoral Student, Psychology Department, Harvard University</w:t>
-      </w:r>
-      <w:r>
-        <w:tab/>
-      </w:r>
-      <w:r>
-        <w:tab/>
-      </w:r>
-      <w:r>
-        <w:rPr>
-          <w:i/>
-          <w:iCs/>
-        </w:rPr>
-        <w:t>2019 – present</w:t>
-      </w:r>
-    </w:p>
-    <w:p>
-      <w:r>
-        <w:t>Bachelor of Arts, Psychology, University of California at Berkeley</w:t>
-      </w:r>
-      <w:r>
-        <w:tab/>
-      </w:r>
-      <w:r>
-        <w:tab/>
-      </w:r>
-      <w:r>
-        <w:rPr>
-          <w:i/>
-          <w:iCs/>
-        </w:rPr>
-        <w:t>2006 – 2009</w:t>
+        <w:rPr>
+          <w:b/>
+          <w:bCs/>
+        </w:rPr>
+        <w:t>Harvard University</w:t>
+      </w:r>
+      <w:r>
+        <w:rPr>
+          <w:b/>
+          <w:bCs/>
+        </w:rPr>
+        <w:tab/>
+      </w:r>
+      <w:r>
+        <w:rPr>
+          <w:b/>
+          <w:bCs/>
+        </w:rPr>
+        <w:tab/>
+      </w:r>
+      <w:r>
+        <w:rPr>
+          <w:b/>
+          <w:bCs/>
+        </w:rPr>
+        <w:tab/>
+      </w:r>
+      <w:r>
+        <w:rPr>
+          <w:b/>
+          <w:bCs/>
+        </w:rPr>
+        <w:tab/>
+      </w:r>
+      <w:r>
+        <w:rPr>
+          <w:b/>
+          <w:bCs/>
+        </w:rPr>
+        <w:tab/>
+      </w:r>
+      <w:r>
+        <w:rPr>
+          <w:b/>
+          <w:bCs/>
+        </w:rPr>
+        <w:tab/>
+      </w:r>
+      <w:r>
+        <w:rPr>
+          <w:b/>
+          <w:bCs/>
+        </w:rPr>
+        <w:tab/>
+      </w:r>
+      <w:r>
+        <w:rPr>
+          <w:b/>
+          <w:bCs/>
+        </w:rPr>
+        <w:tab/>
+      </w:r>
+      <w:r>
+        <w:rPr>
+          <w:b/>
+          <w:bCs/>
+        </w:rPr>
+        <w:tab/>
+      </w:r>
+      <w:r>
+        <w:t>Cambridge, MA</w:t>
+      </w:r>
+    </w:p>
+    <w:p>
+      <w:r>
+        <w:rPr>
+          <w:b/>
+          <w:bCs/>
+        </w:rPr>
+        <w:t>PhD</w:t>
+      </w:r>
+      <w:r>
+        <w:t>, Psychology</w:t>
+      </w:r>
+      <w:r>
+        <w:tab/>
+      </w:r>
+      <w:r>
+        <w:tab/>
+      </w:r>
+      <w:r>
+        <w:tab/>
+      </w:r>
+      <w:r>
+        <w:tab/>
+      </w:r>
+      <w:r>
+        <w:tab/>
+      </w:r>
+      <w:r>
+        <w:tab/>
+      </w:r>
+      <w:r>
+        <w:tab/>
+      </w:r>
+      <w:r>
+        <w:tab/>
+      </w:r>
+      <w:r>
+        <w:tab/>
+        <w:t>May 2026</w:t>
+      </w:r>
+    </w:p>
+    <w:p>
+      <w:r>
+        <w:t>Dissertation: “Embodied models of health: how attention, beliefs, and expectations interact to shape health over time”</w:t>
+      </w:r>
+    </w:p>
+    <w:p>
+      <w:r>
+        <w:t>Committee: Ellen Langer (primary advisor, committee chair), Leah Somerville, Fiery Cushman</w:t>
       </w:r>
     </w:p>
     <w:p/>
     <w:p>
-      <w:pPr>
+      <w:r>
+        <w:rPr>
+          <w:b/>
+          <w:bCs/>
+        </w:rPr>
+        <w:t xml:space="preserve">University of California at Berkeley </w:t>
+      </w:r>
+      <w:r>
+        <w:tab/>
+      </w:r>
+      <w:r>
+        <w:tab/>
+      </w:r>
+      <w:r>
+        <w:tab/>
+      </w:r>
+      <w:r>
+        <w:tab/>
+      </w:r>
+      <w:r>
+        <w:tab/>
+      </w:r>
+      <w:r>
+        <w:tab/>
+      </w:r>
+      <w:r>
+        <w:tab/>
+        <w:t>Berkeley, CA</w:t>
+      </w:r>
+    </w:p>
+    <w:p>
+      <w:r>
+        <w:rPr>
+          <w:b/>
+          <w:bCs/>
+        </w:rPr>
+        <w:t xml:space="preserve">BA, </w:t>
+      </w:r>
+      <w:r>
+        <w:t>Psychology</w:t>
+      </w:r>
+      <w:r>
+        <w:tab/>
+      </w:r>
+      <w:r>
+        <w:tab/>
+      </w:r>
+      <w:r>
+        <w:tab/>
+      </w:r>
+      <w:r>
+        <w:tab/>
+      </w:r>
+      <w:r>
+        <w:tab/>
+      </w:r>
+      <w:r>
+        <w:tab/>
+      </w:r>
+      <w:r>
+        <w:tab/>
+      </w:r>
+      <w:r>
+        <w:tab/>
+      </w:r>
+      <w:r>
+        <w:tab/>
+        <w:t>May 2009</w:t>
+      </w:r>
+    </w:p>
+    <w:p/>
+    <w:p>
+      <w:pPr>
+        <w:jc w:val="center"/>
+        <w:rPr>
+          <w:b/>
+          <w:bCs/>
+        </w:rPr>
+      </w:pPr>
+      <w:r>
+        <w:rPr>
+          <w:b/>
+          <w:bCs/>
+        </w:rPr>
+        <w:t>ACADEMIC APPOINTMENTS</w:t>
+      </w:r>
+    </w:p>
+    <w:p>
+      <w:r>
+        <w:rPr>
+          <w:b/>
+          <w:bCs/>
+        </w:rPr>
+        <w:t>oTree Open Source Research Foundation</w:t>
+      </w:r>
+      <w:r>
+        <w:t xml:space="preserve"> </w:t>
+      </w:r>
+      <w:r>
+        <w:tab/>
+      </w:r>
+      <w:r>
+        <w:tab/>
+      </w:r>
+      <w:r>
+        <w:tab/>
+      </w:r>
+      <w:r>
+        <w:tab/>
+      </w:r>
+      <w:r>
+        <w:tab/>
+        <w:t>June 2026 – May 2027</w:t>
+      </w:r>
+    </w:p>
+    <w:p>
+      <w:r>
+        <w:t>Postdoctoral Research Fellow</w:t>
+      </w:r>
+      <w:r>
+        <w:tab/>
+      </w:r>
+      <w:r>
+        <w:tab/>
+      </w:r>
+      <w:r>
+        <w:tab/>
+      </w:r>
+      <w:r>
+        <w:tab/>
+      </w:r>
+      <w:r>
+        <w:tab/>
+      </w:r>
+      <w:r>
+        <w:tab/>
+      </w:r>
+      <w:r>
+        <w:tab/>
+      </w:r>
+    </w:p>
+    <w:p/>
+    <w:p>
+      <w:r>
+        <w:rPr>
+          <w:b/>
+          <w:bCs/>
+        </w:rPr>
+        <w:t>Harvard University, Department of Psychology</w:t>
+      </w:r>
+      <w:r>
+        <w:tab/>
+      </w:r>
+      <w:r>
+        <w:tab/>
+      </w:r>
+      <w:r>
+        <w:tab/>
+      </w:r>
+      <w:r>
+        <w:tab/>
+        <w:t>June 2026 – May 2027</w:t>
+      </w:r>
+      <w:r>
+        <w:tab/>
+      </w:r>
+    </w:p>
+    <w:p>
+      <w:r>
+        <w:t>Postdoctoral Research Associate, Langer Lab</w:t>
+      </w:r>
+      <w:r>
+        <w:tab/>
+      </w:r>
+      <w:r>
+        <w:tab/>
+      </w:r>
+      <w:r>
+        <w:tab/>
+      </w:r>
+    </w:p>
+    <w:p/>
+    <w:p>
+      <w:pPr>
+        <w:jc w:val="center"/>
         <w:rPr>
           <w:b/>
           <w:bCs/>
@@ -79,23 +353,24 @@
     </w:p>
     <w:p>
       <w:r>
-        <w:t xml:space="preserve">Psychological influences on physical health; how mindsets shape performance and health outcomes; interpersonal effects of emotion expression </w:t>
+        <w:t xml:space="preserve">Psychological influences on physical health; how mindsets shape performance and health outcomes; improving health and performance by identifying and intervening on limiting beliefs </w:t>
       </w:r>
     </w:p>
     <w:p/>
     <w:p>
       <w:pPr>
-        <w:rPr>
-          <w:b/>
-          <w:bCs/>
-        </w:rPr>
-      </w:pPr>
-      <w:r>
-        <w:rPr>
-          <w:b/>
-          <w:bCs/>
-        </w:rPr>
-        <w:t>PUBLICATIONS/RESEARCH IN PROGRESS</w:t>
+        <w:jc w:val="center"/>
+        <w:rPr>
+          <w:b/>
+          <w:bCs/>
+        </w:rPr>
+      </w:pPr>
+      <w:r>
+        <w:rPr>
+          <w:b/>
+          <w:bCs/>
+        </w:rPr>
+        <w:t>PUBLICATIONS</w:t>
       </w:r>
     </w:p>
     <w:p>
@@ -125,7 +400,7 @@
       <w:r>
         <w:t xml:space="preserve">(1), 22432. </w:t>
       </w:r>
-      <w:hyperlink r:id="rId7" w:history="1">
+      <w:hyperlink r:id="rId8" w:history="1">
         <w:r>
           <w:rPr>
             <w:rStyle w:val="Hyperlink"/>
@@ -134,26 +409,23 @@
         </w:r>
       </w:hyperlink>
       <w:r>
+        <w:t xml:space="preserve">  </w:t>
+      </w:r>
+    </w:p>
+    <w:p>
+      <w:pPr>
+        <w:ind w:left="360" w:hanging="360"/>
+      </w:pPr>
+      <w:r>
         <w:t xml:space="preserve"> </w:t>
       </w:r>
-      <w:r>
-        <w:t xml:space="preserve"> </w:t>
-      </w:r>
     </w:p>
     <w:p>
       <w:pPr>
         <w:ind w:left="360" w:hanging="360"/>
       </w:pPr>
       <w:r>
-        <w:t xml:space="preserve"> </w:t>
-      </w:r>
-    </w:p>
-    <w:p>
-      <w:pPr>
-        <w:ind w:left="360" w:hanging="360"/>
-      </w:pPr>
-      <w:r>
-        <w:t xml:space="preserve">Aungle, P., &amp; Langer, E. (2024). The borderline effect for diabetes: when no difference makes a difference </w:t>
+        <w:t xml:space="preserve">Aungle, P., &amp; Langer, E. (2024). The borderline effect for diabetes: when no difference makes a difference. </w:t>
       </w:r>
       <w:r>
         <w:rPr>
@@ -175,7 +447,7 @@
       <w:r>
         <w:t xml:space="preserve">. </w:t>
       </w:r>
-      <w:hyperlink r:id="rId8" w:history="1">
+      <w:hyperlink r:id="rId9" w:history="1">
         <w:r>
           <w:rPr>
             <w:rStyle w:val="Hyperlink"/>
@@ -184,8 +456,39 @@
         </w:r>
       </w:hyperlink>
       <w:r>
-        <w:t xml:space="preserve"> </w:t>
-      </w:r>
+        <w:t xml:space="preserve">  </w:t>
+      </w:r>
+    </w:p>
+    <w:p>
+      <w:pPr>
+        <w:ind w:left="360" w:hanging="360"/>
+      </w:pPr>
+    </w:p>
+    <w:p>
+      <w:pPr>
+        <w:ind w:left="360" w:hanging="360"/>
+      </w:pPr>
+      <w:r>
+        <w:t xml:space="preserve">Langer, E., &amp; Aungle, P. (2024). How much do our thoughts shape our health? </w:t>
+      </w:r>
+      <w:r>
+        <w:rPr>
+          <w:i/>
+          <w:iCs/>
+        </w:rPr>
+        <w:t>Scientific American</w:t>
+      </w:r>
+      <w:r>
+        <w:t xml:space="preserve">. </w:t>
+      </w:r>
+      <w:hyperlink r:id="rId10" w:history="1">
+        <w:r>
+          <w:rPr>
+            <w:rStyle w:val="Hyperlink"/>
+          </w:rPr>
+          <w:t>https://www.scientificamerican.com/article/how-much-do-our-thoughts-shape-our-health/</w:t>
+        </w:r>
+      </w:hyperlink>
       <w:r>
         <w:t xml:space="preserve"> </w:t>
       </w:r>
@@ -212,84 +515,181 @@
           <w:rFonts w:cstheme="minorHAnsi"/>
           <w:kern w:val="0"/>
         </w:rPr>
-        <w:t>Aungle, P</w:t>
+        <w:t>Aungle, P., Holmes, N., &amp; Chen, D. (</w:t>
       </w:r>
       <w:r>
         <w:rPr>
           <w:rFonts w:cstheme="minorHAnsi"/>
           <w:kern w:val="0"/>
         </w:rPr>
-        <w:t xml:space="preserve">, Holmes, N., </w:t>
+        <w:t>2026</w:t>
       </w:r>
       <w:r>
         <w:rPr>
           <w:rFonts w:cstheme="minorHAnsi"/>
           <w:kern w:val="0"/>
         </w:rPr>
-        <w:t xml:space="preserve">&amp; </w:t>
+        <w:t xml:space="preserve">). Beyond Statistical Myopia: Replying to a Misguided Critique of Mind-Body Research. </w:t>
+      </w:r>
+      <w:r>
+        <w:rPr>
+          <w:rFonts w:cstheme="minorHAnsi"/>
+          <w:i/>
+          <w:iCs/>
+          <w:kern w:val="0"/>
+        </w:rPr>
+        <w:t>Advances in Methods and Practices in Psychological Science</w:t>
       </w:r>
       <w:r>
         <w:rPr>
           <w:rFonts w:cstheme="minorHAnsi"/>
           <w:kern w:val="0"/>
         </w:rPr>
-        <w:t>Chen, D. (</w:t>
-      </w:r>
-      <w:r>
-        <w:rPr>
-          <w:rFonts w:cstheme="minorHAnsi"/>
-          <w:i/>
-          <w:iCs/>
-          <w:kern w:val="0"/>
-        </w:rPr>
-        <w:t>under review</w:t>
-      </w:r>
+        <w:t xml:space="preserve">. </w:t>
+      </w:r>
+      <w:hyperlink r:id="rId11" w:history="1">
+        <w:r>
+          <w:rPr>
+            <w:rStyle w:val="Hyperlink"/>
+            <w:rFonts w:cstheme="minorHAnsi"/>
+            <w:kern w:val="0"/>
+          </w:rPr>
+          <w:t>https://doi.org/10.31234/osf.io/mgw73_v1</w:t>
+        </w:r>
+      </w:hyperlink>
       <w:r>
         <w:rPr>
           <w:rFonts w:cstheme="minorHAnsi"/>
           <w:kern w:val="0"/>
         </w:rPr>
-        <w:t xml:space="preserve">). </w:t>
-      </w:r>
-      <w:r>
-        <w:rPr>
-          <w:rFonts w:cstheme="minorHAnsi"/>
-          <w:i/>
-          <w:iCs/>
-          <w:kern w:val="0"/>
-        </w:rPr>
-        <w:t>Beyond Statistical Myopia: Replying to a Misguided Critique of Mind-Body Research</w:t>
-      </w:r>
-      <w:r>
+        <w:t xml:space="preserve"> </w:t>
+      </w:r>
+    </w:p>
+    <w:p>
+      <w:pPr>
+        <w:suppressAutoHyphens w:val="0"/>
+        <w:autoSpaceDE w:val="0"/>
+        <w:autoSpaceDN w:val="0"/>
+        <w:adjustRightInd w:val="0"/>
+        <w:ind w:left="720" w:right="-720" w:hanging="720"/>
         <w:rPr>
           <w:rFonts w:cstheme="minorHAnsi"/>
           <w:kern w:val="0"/>
         </w:rPr>
+      </w:pPr>
+    </w:p>
+    <w:p>
+      <w:pPr>
+        <w:ind w:left="360" w:hanging="360"/>
+      </w:pPr>
+      <w:r>
+        <w:t>Aun</w:t>
+      </w:r>
+      <w:r>
+        <w:t>g</w:t>
+      </w:r>
+      <w:r>
+        <w:t>le, P. &amp; Pagnini, F. (</w:t>
+      </w:r>
+      <w:r>
+        <w:rPr>
+          <w:i/>
+          <w:iCs/>
+        </w:rPr>
+        <w:t>under review</w:t>
+      </w:r>
+      <w:r>
+        <w:t xml:space="preserve">). </w:t>
+      </w:r>
+      <w:r>
+        <w:rPr>
+          <w:i/>
+          <w:iCs/>
+        </w:rPr>
+        <w:t xml:space="preserve">Reconsidering the Exclusion of </w:t>
+      </w:r>
+      <w:proofErr w:type="spellStart"/>
+      <w:r>
+        <w:rPr>
+          <w:i/>
+          <w:iCs/>
+        </w:rPr>
+        <w:t>Langerian</w:t>
+      </w:r>
+      <w:proofErr w:type="spellEnd"/>
+      <w:r>
+        <w:rPr>
+          <w:i/>
+          <w:iCs/>
+        </w:rPr>
+        <w:t xml:space="preserve"> Mindfulness:</w:t>
+      </w:r>
+      <w:r>
+        <w:rPr>
+          <w:i/>
+          <w:iCs/>
+        </w:rPr>
+        <w:t xml:space="preserve"> </w:t>
+      </w:r>
+      <w:r>
+        <w:rPr>
+          <w:i/>
+          <w:iCs/>
+        </w:rPr>
+        <w:t>A Commentary on Chems-Maarif et al. (2025)</w:t>
+      </w:r>
+      <w:r>
+        <w:rPr>
+          <w:i/>
+          <w:iCs/>
+        </w:rPr>
         <w:t xml:space="preserve">. </w:t>
       </w:r>
-    </w:p>
+      <w:r>
+        <w:t>[</w:t>
+      </w:r>
+      <w:r>
+        <w:rPr>
+          <w:i/>
+          <w:iCs/>
+        </w:rPr>
+        <w:t>Mindfulness</w:t>
+      </w:r>
+      <w:r>
+        <w:t>]</w:t>
+      </w:r>
+    </w:p>
+    <w:p/>
     <w:p>
       <w:pPr>
         <w:ind w:left="360" w:hanging="360"/>
-      </w:pPr>
+        <w:jc w:val="center"/>
+        <w:rPr>
+          <w:b/>
+          <w:bCs/>
+        </w:rPr>
+      </w:pPr>
+      <w:r>
+        <w:rPr>
+          <w:b/>
+          <w:bCs/>
+        </w:rPr>
+        <w:t>RESEARCH IN PROGRESS</w:t>
+      </w:r>
     </w:p>
     <w:p>
       <w:pPr>
         <w:ind w:left="360" w:hanging="360"/>
-        <w:rPr>
-          <w:i/>
-          <w:iCs/>
-        </w:rPr>
-      </w:pPr>
-      <w:r>
-        <w:t>Aungle, P. &amp; Langer, E. (i</w:t>
-      </w:r>
-      <w:r>
-        <w:rPr>
-          <w:i/>
-          <w:iCs/>
-        </w:rPr>
-        <w:t>n prep</w:t>
+      </w:pPr>
+      <w:r>
+        <w:t>Aungle, P. &amp; Langer, E. (</w:t>
+      </w:r>
+      <w:r>
+        <w:rPr>
+          <w:i/>
+          <w:iCs/>
+        </w:rPr>
+        <w:t>in prep</w:t>
       </w:r>
       <w:r>
         <w:t xml:space="preserve">). </w:t>
@@ -299,205 +699,1427 @@
           <w:i/>
           <w:iCs/>
         </w:rPr>
-        <w:t xml:space="preserve">Embodied models: A theoretical framework for mind-body effects on health.  </w:t>
-      </w:r>
-    </w:p>
-    <w:p>
-      <w:pPr>
-        <w:ind w:left="360" w:hanging="360"/>
-      </w:pPr>
-    </w:p>
-    <w:p>
-      <w:pPr>
-        <w:ind w:left="360" w:hanging="360"/>
-        <w:rPr>
-          <w:i/>
-          <w:iCs/>
-        </w:rPr>
-      </w:pPr>
-      <w:r>
-        <w:t>Aungle, P.  (i</w:t>
-      </w:r>
-      <w:r>
-        <w:rPr>
-          <w:i/>
-          <w:iCs/>
-        </w:rPr>
-        <w:t>n prep</w:t>
-      </w:r>
-      <w:r>
-        <w:t xml:space="preserve">). </w:t>
-      </w:r>
-      <w:r>
-        <w:rPr>
-          <w:i/>
-          <w:iCs/>
-        </w:rPr>
-        <w:t xml:space="preserve">A little goes a long way: expressing negative emotion to address conflicts at work. </w:t>
-      </w:r>
-    </w:p>
-    <w:p/>
-    <w:p>
-      <w:pPr>
-        <w:ind w:left="360" w:hanging="360"/>
-      </w:pPr>
-      <w:r>
-        <w:t>Aungle, P. &amp; Langer, E. (i</w:t>
-      </w:r>
-      <w:r>
-        <w:rPr>
-          <w:i/>
-          <w:iCs/>
-        </w:rPr>
-        <w:t>n progress</w:t>
-      </w:r>
-      <w:r>
-        <w:t xml:space="preserve">). </w:t>
-      </w:r>
-      <w:r>
-        <w:rPr>
-          <w:i/>
-          <w:iCs/>
-        </w:rPr>
-        <w:t>Healing faster: the effect of healing time expectations on actual healing times after cataract surgery.</w:t>
-      </w:r>
-    </w:p>
-    <w:p/>
-    <w:p>
-      <w:pPr>
-        <w:rPr>
-          <w:b/>
-          <w:bCs/>
-        </w:rPr>
-      </w:pPr>
-      <w:r>
-        <w:rPr>
-          <w:b/>
-          <w:bCs/>
-        </w:rPr>
-        <w:t>TEACHING FELLOW EXPERIENCE</w:t>
-      </w:r>
-    </w:p>
-    <w:p>
-      <w:r>
-        <w:t>PSY 1005 Health: A Positive Psychology Perspective, Harvard University, Fall 2023, Head TF</w:t>
-      </w:r>
-    </w:p>
-    <w:p/>
-    <w:p>
-      <w:r>
-        <w:t>PSY 3555 Instructional Styles in Psychology, Harvard University, Fall 2023, Instructor</w:t>
-      </w:r>
-    </w:p>
-    <w:p/>
-    <w:p>
-      <w:r>
-        <w:t>Psychology Department Pedagogy Fellow, Harvard University, 2023 – 2024</w:t>
-      </w:r>
-    </w:p>
-    <w:p>
-      <w:pPr>
-        <w:rPr>
-          <w:b/>
-          <w:bCs/>
-        </w:rPr>
-      </w:pPr>
-    </w:p>
-    <w:p>
-      <w:r>
-        <w:t>PSY 15 Introduction to Social Psychology, Harvard University, Spring 2023, TF</w:t>
-      </w:r>
-    </w:p>
-    <w:p>
-      <w:r>
-        <w:t>Average student rating: 4.52/5.0</w:t>
-      </w:r>
-    </w:p>
-    <w:p>
-      <w:r>
-        <w:t xml:space="preserve"> </w:t>
-      </w:r>
-    </w:p>
-    <w:p>
-      <w:r>
-        <w:t>PSY 1005 Health: A Positive Psychology Perspective, Harvard University, Fall 2021 – 22, TF</w:t>
-      </w:r>
-    </w:p>
-    <w:p>
-      <w:r>
-        <w:t>Average student rating: 4.32/5.0</w:t>
-      </w:r>
-    </w:p>
-    <w:p/>
-    <w:p>
-      <w:r>
-        <w:t>PSY 1 Introduction to Psychological Science, Harvard University, Spring 2022, TF</w:t>
-      </w:r>
-    </w:p>
-    <w:p>
-      <w:r>
-        <w:t>Average student rating: 4.38/5.0</w:t>
-      </w:r>
-    </w:p>
-    <w:p/>
-    <w:p>
-      <w:pPr>
-        <w:rPr>
-          <w:b/>
-          <w:bCs/>
-        </w:rPr>
-      </w:pPr>
-      <w:r>
-        <w:rPr>
-          <w:b/>
-          <w:bCs/>
-        </w:rPr>
-        <w:lastRenderedPageBreak/>
-        <w:t>PROFESSIONAL EXPERIENCE</w:t>
-      </w:r>
-    </w:p>
-    <w:p>
-      <w:r>
-        <w:t xml:space="preserve">Private Tutor, </w:t>
-      </w:r>
-      <w:hyperlink r:id="rId9">
+        <w:t xml:space="preserve">Embodied models of health: A theoretical framework of mind-body unity. </w:t>
+      </w:r>
+      <w:hyperlink r:id="rId12" w:history="1">
         <w:r>
           <w:rPr>
             <w:rStyle w:val="Hyperlink"/>
           </w:rPr>
-          <w:t>Smarter Test Prep</w:t>
+          <w:t>https://doi.org/10.31234/osf.io/ubtxw_v1</w:t>
         </w:r>
       </w:hyperlink>
       <w:r>
-        <w:t xml:space="preserve">, 2011 – present </w:t>
-      </w:r>
-    </w:p>
-    <w:p>
-      <w:r>
-        <w:t>Research Assistant, Metcalfe Metacognition Lab, Columbia University, 2018 – 2019</w:t>
-      </w:r>
-    </w:p>
-    <w:p>
+        <w:t xml:space="preserve"> </w:t>
+      </w:r>
+    </w:p>
+    <w:p>
+      <w:pPr>
+        <w:ind w:left="360" w:hanging="360"/>
+      </w:pPr>
+      <w:r>
+        <w:lastRenderedPageBreak/>
+        <w:t>Aungle, P., Matta, PM., Loecher, M., Chen, D. (</w:t>
+      </w:r>
+      <w:r>
+        <w:rPr>
+          <w:i/>
+          <w:iCs/>
+        </w:rPr>
+        <w:t>in prep</w:t>
+      </w:r>
+      <w:r>
+        <w:t xml:space="preserve">). </w:t>
+      </w:r>
+      <w:r>
+        <w:rPr>
+          <w:i/>
+          <w:iCs/>
+        </w:rPr>
+        <w:t>A computational framework of mind-body unity: formalizing embodied models of health.</w:t>
+      </w:r>
+      <w:r>
+        <w:t xml:space="preserve"> </w:t>
+      </w:r>
+    </w:p>
+    <w:p>
+      <w:pPr>
+        <w:ind w:left="360" w:hanging="360"/>
+      </w:pPr>
+    </w:p>
+    <w:p>
+      <w:pPr>
+        <w:ind w:left="360" w:hanging="360"/>
+        <w:rPr>
+          <w:i/>
+          <w:iCs/>
+        </w:rPr>
+      </w:pPr>
+      <w:r>
+        <w:t>Aungle, P., Zhang, Y., Nagarathinam, V., Paradis, J., Chen, D. (i</w:t>
+      </w:r>
+      <w:r>
+        <w:rPr>
+          <w:i/>
+          <w:iCs/>
+        </w:rPr>
+        <w:t>n prep</w:t>
+      </w:r>
+      <w:r>
+        <w:t xml:space="preserve">). </w:t>
+      </w:r>
+      <w:r>
+        <w:rPr>
+          <w:i/>
+          <w:iCs/>
+        </w:rPr>
+        <w:t>The surprising power of sadness in workplace conflict: when vulnerability outperforms dominance.</w:t>
+      </w:r>
+    </w:p>
+    <w:p/>
+    <w:p>
+      <w:pPr>
+        <w:ind w:left="360" w:hanging="360"/>
+        <w:rPr>
+          <w:i/>
+          <w:iCs/>
+        </w:rPr>
+      </w:pPr>
+      <w:r>
+        <w:t>Aungle, P., Bross, J., &amp; Langer, E. (i</w:t>
+      </w:r>
+      <w:r>
+        <w:rPr>
+          <w:i/>
+          <w:iCs/>
+        </w:rPr>
+        <w:t>n prep</w:t>
+      </w:r>
+      <w:r>
+        <w:t xml:space="preserve">). </w:t>
+      </w:r>
+      <w:r>
+        <w:rPr>
+          <w:i/>
+          <w:iCs/>
+        </w:rPr>
+        <w:t>Manipulating temporal expectations to accelerate healing after cataract surgery: a randomized controlled trial.</w:t>
+      </w:r>
+    </w:p>
+    <w:p>
+      <w:pPr>
+        <w:ind w:left="360" w:hanging="360"/>
+        <w:rPr>
+          <w:i/>
+          <w:iCs/>
+        </w:rPr>
+      </w:pPr>
+    </w:p>
+    <w:p>
+      <w:pPr>
+        <w:ind w:left="360" w:hanging="360"/>
+        <w:rPr>
+          <w:i/>
+          <w:iCs/>
+        </w:rPr>
+      </w:pPr>
+      <w:r>
+        <w:t>Mehmood</w:t>
+      </w:r>
+      <w:r>
+        <w:t xml:space="preserve">, S., </w:t>
+      </w:r>
+      <w:r>
+        <w:t>Bakhtawar</w:t>
+      </w:r>
+      <w:r>
+        <w:t>, A., Brown, H., Aungle, P., Reinhart, E., Chen, D. (</w:t>
+      </w:r>
+      <w:r>
+        <w:rPr>
+          <w:i/>
+          <w:iCs/>
+        </w:rPr>
+        <w:t>in prep</w:t>
+      </w:r>
+      <w:r>
+        <w:t xml:space="preserve">). </w:t>
+      </w:r>
+      <w:r>
+        <w:rPr>
+          <w:i/>
+          <w:iCs/>
+        </w:rPr>
+        <w:t>Transmitting Tranquility: The Impact of Teacher Mindfulness and CBT on Student Achievement</w:t>
+      </w:r>
+      <w:r>
+        <w:rPr>
+          <w:i/>
+          <w:iCs/>
+        </w:rPr>
+        <w:t>.</w:t>
+      </w:r>
+    </w:p>
+    <w:p>
+      <w:pPr>
+        <w:ind w:left="360" w:hanging="360"/>
+        <w:rPr>
+          <w:i/>
+          <w:iCs/>
+        </w:rPr>
+      </w:pPr>
+    </w:p>
+    <w:p>
+      <w:pPr>
+        <w:ind w:left="360" w:hanging="360"/>
+      </w:pPr>
+      <w:proofErr w:type="spellStart"/>
+      <w:r>
+        <w:t>Aydinian</w:t>
+      </w:r>
+      <w:proofErr w:type="spellEnd"/>
+      <w:r>
+        <w:t xml:space="preserve">, T., </w:t>
+      </w:r>
+      <w:r>
+        <w:t>Barzilai, D., Aungle, P., Langer, E. (</w:t>
+      </w:r>
+      <w:r>
+        <w:rPr>
+          <w:i/>
+          <w:iCs/>
+        </w:rPr>
+        <w:t>in prep</w:t>
+      </w:r>
+      <w:r>
+        <w:t xml:space="preserve">). </w:t>
+      </w:r>
+      <w:r>
+        <w:rPr>
+          <w:i/>
+          <w:iCs/>
+        </w:rPr>
+        <w:t>Mindfulness, Mind-Body Unity, and Longevity</w:t>
+      </w:r>
+      <w:r>
+        <w:t>.</w:t>
+      </w:r>
+    </w:p>
+    <w:p/>
+    <w:p>
+      <w:pPr>
+        <w:jc w:val="center"/>
+        <w:rPr>
+          <w:b/>
+          <w:bCs/>
+        </w:rPr>
+      </w:pPr>
+      <w:r>
+        <w:rPr>
+          <w:b/>
+          <w:bCs/>
+        </w:rPr>
+        <w:t>TEACHING EXPERIENCE</w:t>
+      </w:r>
+    </w:p>
+    <w:p>
+      <w:r>
+        <w:rPr>
+          <w:b/>
+          <w:bCs/>
+        </w:rPr>
+        <w:t xml:space="preserve">Harvard University, </w:t>
+      </w:r>
+      <w:r>
+        <w:t>Psychology Department</w:t>
+      </w:r>
+    </w:p>
+    <w:p>
+      <w:r>
+        <w:rPr>
+          <w:i/>
+          <w:iCs/>
+        </w:rPr>
+        <w:t>Teaching Fellow</w:t>
+      </w:r>
+      <w:r>
+        <w:rPr>
+          <w:i/>
+          <w:iCs/>
+        </w:rPr>
+        <w:tab/>
+      </w:r>
+      <w:r>
+        <w:rPr>
+          <w:i/>
+          <w:iCs/>
+        </w:rPr>
+        <w:tab/>
+      </w:r>
+      <w:r>
+        <w:rPr>
+          <w:i/>
+          <w:iCs/>
+        </w:rPr>
+        <w:tab/>
+      </w:r>
+      <w:r>
+        <w:rPr>
+          <w:i/>
+          <w:iCs/>
+        </w:rPr>
+        <w:tab/>
+      </w:r>
+      <w:r>
+        <w:rPr>
+          <w:i/>
+          <w:iCs/>
+        </w:rPr>
+        <w:tab/>
+      </w:r>
+      <w:r>
+        <w:rPr>
+          <w:i/>
+          <w:iCs/>
+        </w:rPr>
+        <w:tab/>
+      </w:r>
+      <w:r>
+        <w:rPr>
+          <w:i/>
+          <w:iCs/>
+        </w:rPr>
+        <w:tab/>
+      </w:r>
+      <w:r>
+        <w:rPr>
+          <w:i/>
+          <w:iCs/>
+        </w:rPr>
+        <w:tab/>
+      </w:r>
+      <w:r>
+        <w:rPr>
+          <w:i/>
+          <w:iCs/>
+        </w:rPr>
+        <w:tab/>
+      </w:r>
+      <w:r>
+        <w:t>Spring 2026</w:t>
+      </w:r>
+    </w:p>
+    <w:p>
+      <w:r>
+        <w:t>Course: “Introduction to Social Psychology” (professor of record: Ashwini Ashokkumar)</w:t>
+      </w:r>
+    </w:p>
+    <w:p>
+      <w:r>
+        <w:t xml:space="preserve">Average student rating: </w:t>
+      </w:r>
+      <w:r>
+        <w:t>4.82</w:t>
+      </w:r>
+      <w:r>
+        <w:t>/5.0</w:t>
+      </w:r>
+    </w:p>
+    <w:p>
+      <w:pPr>
+        <w:pStyle w:val="ListParagraph"/>
+        <w:numPr>
+          <w:ilvl w:val="0"/>
+          <w:numId w:val="1"/>
+        </w:numPr>
+      </w:pPr>
+      <w:r>
+        <w:t xml:space="preserve">Led 1 section of 15 students  </w:t>
+      </w:r>
+    </w:p>
+    <w:p>
+      <w:pPr>
+        <w:rPr>
+          <w:i/>
+          <w:iCs/>
+        </w:rPr>
+      </w:pPr>
+    </w:p>
+    <w:p>
+      <w:r>
+        <w:rPr>
+          <w:i/>
+          <w:iCs/>
+        </w:rPr>
+        <w:t>Head Teaching Fellow</w:t>
+      </w:r>
+      <w:r>
+        <w:rPr>
+          <w:i/>
+          <w:iCs/>
+        </w:rPr>
+        <w:tab/>
+      </w:r>
+      <w:r>
+        <w:rPr>
+          <w:i/>
+          <w:iCs/>
+        </w:rPr>
+        <w:tab/>
+      </w:r>
+      <w:r>
+        <w:rPr>
+          <w:i/>
+          <w:iCs/>
+        </w:rPr>
+        <w:tab/>
+      </w:r>
+      <w:r>
+        <w:rPr>
+          <w:i/>
+          <w:iCs/>
+        </w:rPr>
+        <w:tab/>
+      </w:r>
+      <w:r>
+        <w:rPr>
+          <w:i/>
+          <w:iCs/>
+        </w:rPr>
+        <w:tab/>
+      </w:r>
+      <w:r>
+        <w:rPr>
+          <w:i/>
+          <w:iCs/>
+        </w:rPr>
+        <w:tab/>
+      </w:r>
+      <w:r>
+        <w:rPr>
+          <w:i/>
+          <w:iCs/>
+        </w:rPr>
+        <w:tab/>
+      </w:r>
+      <w:r>
+        <w:rPr>
+          <w:i/>
+          <w:iCs/>
+        </w:rPr>
+        <w:tab/>
+      </w:r>
+      <w:r>
+        <w:rPr>
+          <w:i/>
+          <w:iCs/>
+        </w:rPr>
+        <w:tab/>
+      </w:r>
+      <w:r>
+        <w:t>Fall 2025</w:t>
+      </w:r>
+    </w:p>
+    <w:p>
+      <w:r>
+        <w:t>Course: “Health: A Positive Psychology Perspective,” (professor of record: Ellen Langer)</w:t>
+      </w:r>
+    </w:p>
+    <w:p>
+      <w:r>
+        <w:t>Average student rating: 4.80/5.0</w:t>
+      </w:r>
+    </w:p>
+    <w:p>
+      <w:pPr>
+        <w:pStyle w:val="ListParagraph"/>
+        <w:numPr>
+          <w:ilvl w:val="0"/>
+          <w:numId w:val="2"/>
+        </w:numPr>
+      </w:pPr>
+      <w:r>
+        <w:t>Collaborated with Professor Langer to create the course syllabus, developed all section materials, taught all 5 sections for the course of approximately 80 students in total</w:t>
+      </w:r>
+    </w:p>
+    <w:p>
+      <w:pPr>
+        <w:rPr>
+          <w:i/>
+          <w:iCs/>
+        </w:rPr>
+      </w:pPr>
+    </w:p>
+    <w:p>
+      <w:r>
+        <w:rPr>
+          <w:i/>
+          <w:iCs/>
+        </w:rPr>
+        <w:t>Head Teaching Fellow</w:t>
+      </w:r>
+      <w:r>
+        <w:rPr>
+          <w:i/>
+          <w:iCs/>
+        </w:rPr>
+        <w:tab/>
+      </w:r>
+      <w:r>
+        <w:rPr>
+          <w:i/>
+          <w:iCs/>
+        </w:rPr>
+        <w:tab/>
+      </w:r>
+      <w:r>
+        <w:rPr>
+          <w:i/>
+          <w:iCs/>
+        </w:rPr>
+        <w:tab/>
+      </w:r>
+      <w:r>
+        <w:rPr>
+          <w:i/>
+          <w:iCs/>
+        </w:rPr>
+        <w:tab/>
+      </w:r>
+      <w:r>
+        <w:rPr>
+          <w:i/>
+          <w:iCs/>
+        </w:rPr>
+        <w:tab/>
+      </w:r>
+      <w:r>
+        <w:rPr>
+          <w:i/>
+          <w:iCs/>
+        </w:rPr>
+        <w:tab/>
+      </w:r>
+      <w:r>
+        <w:tab/>
+      </w:r>
+      <w:r>
+        <w:tab/>
+      </w:r>
+      <w:r>
+        <w:tab/>
+        <w:t>Fall 2023</w:t>
+      </w:r>
+    </w:p>
+    <w:p>
+      <w:r>
+        <w:t>Course: “Health: A Positive Psychology Perspective,” (professor of record: Ellen Langer)</w:t>
+      </w:r>
+    </w:p>
+    <w:p>
+      <w:r>
+        <w:t>Average student rating: 4.95/5.0</w:t>
+      </w:r>
+    </w:p>
+    <w:p>
+      <w:pPr>
+        <w:pStyle w:val="ListParagraph"/>
+        <w:numPr>
+          <w:ilvl w:val="0"/>
+          <w:numId w:val="1"/>
+        </w:numPr>
+      </w:pPr>
+      <w:r>
+        <w:t>Collaborated with Professor Langer to create the course syllabus, developed all section materials, led weekly meeting with teaching staff, taught 2 sections</w:t>
+      </w:r>
+    </w:p>
+    <w:p>
+      <w:pPr>
+        <w:ind w:left="360"/>
+      </w:pPr>
+    </w:p>
+    <w:p>
+      <w:r>
+        <w:rPr>
+          <w:i/>
+          <w:iCs/>
+        </w:rPr>
+        <w:t>Instructor</w:t>
+      </w:r>
+      <w:r>
+        <w:rPr>
+          <w:i/>
+          <w:iCs/>
+        </w:rPr>
+        <w:tab/>
+      </w:r>
+      <w:r>
+        <w:rPr>
+          <w:i/>
+          <w:iCs/>
+        </w:rPr>
+        <w:tab/>
+      </w:r>
+      <w:r>
+        <w:rPr>
+          <w:i/>
+          <w:iCs/>
+        </w:rPr>
+        <w:tab/>
+      </w:r>
+      <w:r>
+        <w:rPr>
+          <w:i/>
+          <w:iCs/>
+        </w:rPr>
+        <w:tab/>
+      </w:r>
+      <w:r>
+        <w:rPr>
+          <w:i/>
+          <w:iCs/>
+        </w:rPr>
+        <w:tab/>
+      </w:r>
+      <w:r>
+        <w:rPr>
+          <w:i/>
+          <w:iCs/>
+        </w:rPr>
+        <w:tab/>
+      </w:r>
+      <w:r>
+        <w:rPr>
+          <w:i/>
+          <w:iCs/>
+        </w:rPr>
+        <w:tab/>
+      </w:r>
+      <w:r>
+        <w:tab/>
+      </w:r>
+      <w:r>
+        <w:tab/>
+      </w:r>
+      <w:r>
+        <w:tab/>
+        <w:t>2023-2024</w:t>
+      </w:r>
+    </w:p>
+    <w:p>
+      <w:r>
+        <w:t>Course: “Instructional Styles in Psychology” (sole instructor)</w:t>
+      </w:r>
+    </w:p>
+    <w:p>
+      <w:r>
+        <w:t>Average student rating: 4.5/5.0</w:t>
+      </w:r>
+    </w:p>
+    <w:p>
+      <w:pPr>
+        <w:pStyle w:val="ListParagraph"/>
+        <w:numPr>
+          <w:ilvl w:val="0"/>
+          <w:numId w:val="1"/>
+        </w:numPr>
+      </w:pPr>
+      <w:r>
+        <w:t xml:space="preserve">Designed and taught a required pedagogy course for new graduate student teaching fellows in the psychology department </w:t>
+      </w:r>
+    </w:p>
+    <w:p/>
+    <w:p>
+      <w:r>
+        <w:rPr>
+          <w:i/>
+          <w:iCs/>
+        </w:rPr>
+        <w:t>Psychology Department Pedagogy Fellow</w:t>
+      </w:r>
+      <w:r>
+        <w:rPr>
+          <w:i/>
+          <w:iCs/>
+        </w:rPr>
+        <w:tab/>
+      </w:r>
+      <w:r>
+        <w:rPr>
+          <w:i/>
+          <w:iCs/>
+        </w:rPr>
+        <w:tab/>
+      </w:r>
+      <w:r>
+        <w:rPr>
+          <w:i/>
+          <w:iCs/>
+        </w:rPr>
+        <w:tab/>
+      </w:r>
+      <w:r>
+        <w:rPr>
+          <w:i/>
+          <w:iCs/>
+        </w:rPr>
+        <w:tab/>
+      </w:r>
+      <w:r>
+        <w:rPr>
+          <w:i/>
+          <w:iCs/>
+        </w:rPr>
+        <w:tab/>
+      </w:r>
+      <w:r>
+        <w:rPr>
+          <w:i/>
+          <w:iCs/>
+        </w:rPr>
+        <w:tab/>
+      </w:r>
+      <w:r>
+        <w:t>2023-2024</w:t>
+      </w:r>
+    </w:p>
+    <w:p>
+      <w:pPr>
+        <w:pStyle w:val="ListParagraph"/>
+        <w:numPr>
+          <w:ilvl w:val="0"/>
+          <w:numId w:val="1"/>
+        </w:numPr>
+      </w:pPr>
+      <w:r>
+        <w:t xml:space="preserve">Provided teaching consultations to teaching fellows in the department, attended weekly workshops at the Derek Bok Center for Teaching and Learning, completed a capstone project to help future psychology pedagogy fellows develop their courses </w:t>
+      </w:r>
+    </w:p>
+    <w:p>
+      <w:pPr>
+        <w:ind w:left="360"/>
+      </w:pPr>
+    </w:p>
+    <w:p>
+      <w:r>
+        <w:rPr>
+          <w:i/>
+          <w:iCs/>
+        </w:rPr>
+        <w:lastRenderedPageBreak/>
+        <w:t>Teaching Fellow</w:t>
+      </w:r>
+      <w:r>
+        <w:rPr>
+          <w:i/>
+          <w:iCs/>
+        </w:rPr>
+        <w:tab/>
+      </w:r>
+      <w:r>
+        <w:rPr>
+          <w:i/>
+          <w:iCs/>
+        </w:rPr>
+        <w:tab/>
+      </w:r>
+      <w:r>
+        <w:rPr>
+          <w:i/>
+          <w:iCs/>
+        </w:rPr>
+        <w:tab/>
+      </w:r>
+      <w:r>
+        <w:rPr>
+          <w:i/>
+          <w:iCs/>
+        </w:rPr>
+        <w:tab/>
+      </w:r>
+      <w:r>
+        <w:rPr>
+          <w:i/>
+          <w:iCs/>
+        </w:rPr>
+        <w:tab/>
+      </w:r>
+      <w:r>
+        <w:rPr>
+          <w:i/>
+          <w:iCs/>
+        </w:rPr>
+        <w:tab/>
+      </w:r>
+      <w:r>
+        <w:rPr>
+          <w:i/>
+          <w:iCs/>
+        </w:rPr>
+        <w:tab/>
+      </w:r>
+      <w:r>
+        <w:rPr>
+          <w:i/>
+          <w:iCs/>
+        </w:rPr>
+        <w:tab/>
+      </w:r>
+      <w:r>
+        <w:rPr>
+          <w:i/>
+          <w:iCs/>
+        </w:rPr>
+        <w:tab/>
+      </w:r>
+      <w:r>
+        <w:t>Spring 2023</w:t>
+      </w:r>
+    </w:p>
+    <w:p>
+      <w:r>
+        <w:t>Course: “Introduction to Social Psychology” (professor of record: Fiery Cushman)</w:t>
+      </w:r>
+    </w:p>
+    <w:p>
+      <w:r>
+        <w:t>Average student rating: 4.52/5.0</w:t>
+      </w:r>
+    </w:p>
+    <w:p>
+      <w:pPr>
+        <w:pStyle w:val="ListParagraph"/>
+        <w:numPr>
+          <w:ilvl w:val="0"/>
+          <w:numId w:val="1"/>
+        </w:numPr>
+      </w:pPr>
+      <w:r>
+        <w:t xml:space="preserve">Led 2 sections of approximately 20 students each </w:t>
+      </w:r>
+    </w:p>
+    <w:p>
+      <w:pPr>
+        <w:ind w:left="360"/>
+        <w:rPr>
+          <w:i/>
+          <w:iCs/>
+        </w:rPr>
+      </w:pPr>
+    </w:p>
+    <w:p>
+      <w:pPr>
+        <w:keepNext/>
+      </w:pPr>
+      <w:r>
+        <w:rPr>
+          <w:i/>
+          <w:iCs/>
+        </w:rPr>
+        <w:t>Teaching Fellow</w:t>
+      </w:r>
+      <w:r>
+        <w:rPr>
+          <w:i/>
+          <w:iCs/>
+        </w:rPr>
+        <w:tab/>
+      </w:r>
+      <w:r>
+        <w:rPr>
+          <w:i/>
+          <w:iCs/>
+        </w:rPr>
+        <w:tab/>
+      </w:r>
+      <w:r>
+        <w:rPr>
+          <w:i/>
+          <w:iCs/>
+        </w:rPr>
+        <w:tab/>
+      </w:r>
+      <w:r>
+        <w:rPr>
+          <w:i/>
+          <w:iCs/>
+        </w:rPr>
+        <w:tab/>
+      </w:r>
+      <w:r>
+        <w:rPr>
+          <w:i/>
+          <w:iCs/>
+        </w:rPr>
+        <w:tab/>
+      </w:r>
+      <w:r>
+        <w:rPr>
+          <w:i/>
+          <w:iCs/>
+        </w:rPr>
+        <w:tab/>
+      </w:r>
+      <w:r>
+        <w:tab/>
+      </w:r>
+      <w:r>
+        <w:tab/>
+      </w:r>
+      <w:r>
+        <w:tab/>
+        <w:t>Fall 2021 &amp; 2022</w:t>
+      </w:r>
+    </w:p>
+    <w:p>
+      <w:pPr>
+        <w:keepNext/>
+      </w:pPr>
+      <w:r>
+        <w:t>Course: “Health: A Positive Psychology Perspective,” (professor of record: Ellen Langer)</w:t>
+      </w:r>
+    </w:p>
+    <w:p>
+      <w:pPr>
+        <w:keepNext/>
+      </w:pPr>
+      <w:r>
+        <w:t>Average student rating: 4.32/5.0</w:t>
+      </w:r>
+    </w:p>
+    <w:p>
+      <w:pPr>
+        <w:pStyle w:val="ListParagraph"/>
+        <w:numPr>
+          <w:ilvl w:val="0"/>
+          <w:numId w:val="1"/>
+        </w:numPr>
+      </w:pPr>
+      <w:r>
+        <w:t>Led 2 sections in 2021 and 3 sections in 2022 of approximately 15 students each</w:t>
+      </w:r>
+    </w:p>
+    <w:p>
+      <w:pPr>
+        <w:rPr>
+          <w:b/>
+          <w:bCs/>
+        </w:rPr>
+      </w:pPr>
+    </w:p>
+    <w:p>
+      <w:r>
+        <w:rPr>
+          <w:i/>
+          <w:iCs/>
+        </w:rPr>
+        <w:t>Teaching Fellow</w:t>
+      </w:r>
+      <w:r>
+        <w:tab/>
+      </w:r>
+      <w:r>
+        <w:tab/>
+      </w:r>
+      <w:r>
+        <w:tab/>
+      </w:r>
+      <w:r>
+        <w:tab/>
+      </w:r>
+      <w:r>
+        <w:tab/>
+      </w:r>
+      <w:r>
+        <w:tab/>
+      </w:r>
+      <w:r>
+        <w:tab/>
+      </w:r>
+      <w:r>
+        <w:tab/>
+      </w:r>
+      <w:r>
+        <w:tab/>
+        <w:t>Spring 2022</w:t>
+      </w:r>
+      <w:r>
+        <w:rPr>
+          <w:i/>
+          <w:iCs/>
+        </w:rPr>
+        <w:tab/>
+      </w:r>
+      <w:r>
+        <w:rPr>
+          <w:i/>
+          <w:iCs/>
+        </w:rPr>
+        <w:tab/>
+      </w:r>
+    </w:p>
+    <w:p>
+      <w:r>
+        <w:t>Course: “Introduction to Psychological Science” (professor of record: Jason Mitchell</w:t>
+      </w:r>
+    </w:p>
+    <w:p>
+      <w:r>
+        <w:t>Average student rating: 4.38/5.0</w:t>
+      </w:r>
+    </w:p>
+    <w:p>
+      <w:pPr>
+        <w:pStyle w:val="ListParagraph"/>
+        <w:numPr>
+          <w:ilvl w:val="0"/>
+          <w:numId w:val="1"/>
+        </w:numPr>
+      </w:pPr>
+      <w:r>
+        <w:t>Led 2 sections of approximately 15 students each</w:t>
+      </w:r>
+    </w:p>
+    <w:p/>
+    <w:p>
+      <w:pPr>
+        <w:jc w:val="center"/>
+        <w:rPr>
+          <w:b/>
+          <w:bCs/>
+        </w:rPr>
+      </w:pPr>
+      <w:r>
+        <w:rPr>
+          <w:b/>
+          <w:bCs/>
+        </w:rPr>
+        <w:t>RESEARCH EXPERIENCE</w:t>
+      </w:r>
+    </w:p>
+    <w:p>
+      <w:r>
+        <w:rPr>
+          <w:b/>
+          <w:bCs/>
+        </w:rPr>
+        <w:t>Columbia University</w:t>
+      </w:r>
+      <w:r>
+        <w:rPr>
+          <w:b/>
+          <w:bCs/>
+        </w:rPr>
+        <w:tab/>
+      </w:r>
+      <w:r>
+        <w:rPr>
+          <w:b/>
+          <w:bCs/>
+        </w:rPr>
+        <w:tab/>
+      </w:r>
+      <w:r>
+        <w:rPr>
+          <w:b/>
+          <w:bCs/>
+        </w:rPr>
+        <w:tab/>
+      </w:r>
+      <w:r>
+        <w:rPr>
+          <w:b/>
+          <w:bCs/>
+        </w:rPr>
+        <w:tab/>
+      </w:r>
+      <w:r>
+        <w:rPr>
+          <w:b/>
+          <w:bCs/>
+        </w:rPr>
+        <w:tab/>
+      </w:r>
+      <w:r>
+        <w:rPr>
+          <w:b/>
+          <w:bCs/>
+        </w:rPr>
+        <w:tab/>
+      </w:r>
+      <w:r>
+        <w:rPr>
+          <w:b/>
+          <w:bCs/>
+        </w:rPr>
+        <w:tab/>
+      </w:r>
+      <w:r>
+        <w:rPr>
+          <w:b/>
+          <w:bCs/>
+        </w:rPr>
+        <w:tab/>
+      </w:r>
+      <w:r>
+        <w:rPr>
+          <w:b/>
+          <w:bCs/>
+        </w:rPr>
+        <w:tab/>
+      </w:r>
+      <w:r>
+        <w:t>New York, NY</w:t>
+      </w:r>
+    </w:p>
+    <w:p>
+      <w:r>
+        <w:t>Research Assistant</w:t>
+      </w:r>
+      <w:r>
+        <w:tab/>
+      </w:r>
+      <w:r>
+        <w:tab/>
+      </w:r>
+      <w:r>
+        <w:tab/>
+      </w:r>
+      <w:r>
+        <w:tab/>
+      </w:r>
+      <w:r>
+        <w:tab/>
+      </w:r>
+      <w:r>
+        <w:tab/>
+      </w:r>
+      <w:r>
+        <w:tab/>
+      </w:r>
+      <w:r>
+        <w:tab/>
+      </w:r>
+      <w:r>
+        <w:tab/>
+        <w:t xml:space="preserve">2018 – 2019 </w:t>
+      </w:r>
+    </w:p>
+    <w:p>
+      <w:r>
+        <w:tab/>
+        <w:t xml:space="preserve">Advisor: Janet Metcalfe </w:t>
+      </w:r>
+      <w:r>
+        <w:br/>
+      </w:r>
+      <w:r>
+        <w:tab/>
+        <w:t>Project: Learning from errors</w:t>
+      </w:r>
+    </w:p>
+    <w:p>
+      <w:pPr>
+        <w:pStyle w:val="ListParagraph"/>
+        <w:numPr>
+          <w:ilvl w:val="0"/>
+          <w:numId w:val="1"/>
+        </w:numPr>
+      </w:pPr>
+      <w:r>
+        <w:t>Created problem sets for study participants designed to maximize what students learn from errors while preparing for the New York State Math Regents exam</w:t>
+      </w:r>
+    </w:p>
+    <w:p>
+      <w:pPr>
+        <w:pStyle w:val="ListParagraph"/>
+        <w:numPr>
+          <w:ilvl w:val="0"/>
+          <w:numId w:val="1"/>
+        </w:numPr>
+      </w:pPr>
+      <w:r>
+        <w:t>Consulted on the experimental design, particularly in terms of how to explain common errors and relate to the correct problem-solving process</w:t>
+      </w:r>
+      <w:r>
+        <w:br/>
+      </w:r>
+    </w:p>
+    <w:p>
+      <w:pPr>
+        <w:rPr>
+          <w:b/>
+          <w:bCs/>
+        </w:rPr>
+      </w:pPr>
+      <w:r>
+        <w:rPr>
+          <w:b/>
+          <w:bCs/>
+        </w:rPr>
+        <w:t>University of California at Berkeley</w:t>
+      </w:r>
+      <w:r>
+        <w:tab/>
+      </w:r>
+      <w:r>
+        <w:tab/>
+      </w:r>
+      <w:r>
+        <w:tab/>
+      </w:r>
+      <w:r>
+        <w:tab/>
+      </w:r>
+      <w:r>
+        <w:tab/>
+      </w:r>
+      <w:r>
+        <w:tab/>
+      </w:r>
+      <w:r>
+        <w:tab/>
+        <w:t>Berkeley, CA</w:t>
+      </w:r>
+      <w:r>
+        <w:rPr>
+          <w:b/>
+          <w:bCs/>
+        </w:rPr>
+        <w:t xml:space="preserve"> </w:t>
+      </w:r>
+    </w:p>
+    <w:p>
+      <w:r>
+        <w:t>Research Assistant</w:t>
+      </w:r>
+      <w:r>
+        <w:tab/>
+      </w:r>
+      <w:r>
+        <w:tab/>
+      </w:r>
+      <w:r>
+        <w:tab/>
+      </w:r>
+      <w:r>
+        <w:tab/>
+      </w:r>
+      <w:r>
+        <w:tab/>
+      </w:r>
+      <w:r>
+        <w:tab/>
+      </w:r>
+      <w:r>
+        <w:tab/>
+      </w:r>
+      <w:r>
+        <w:tab/>
+      </w:r>
+      <w:r>
+        <w:tab/>
+        <w:t xml:space="preserve">2006 – 2009 </w:t>
+      </w:r>
+      <w:r>
+        <w:br/>
+      </w:r>
+      <w:r>
+        <w:tab/>
+        <w:t>Advisor: Darlene Francis</w:t>
+      </w:r>
+    </w:p>
+    <w:p>
+      <w:pPr>
+        <w:ind w:left="720"/>
+      </w:pPr>
+      <w:r>
+        <w:t>Projects: The development of risk preferences in rat pups; the effects of rank in social hierarchies on behavior in a competitive task</w:t>
+      </w:r>
+    </w:p>
+    <w:p>
+      <w:pPr>
+        <w:pStyle w:val="ListParagraph"/>
+        <w:numPr>
+          <w:ilvl w:val="0"/>
+          <w:numId w:val="1"/>
+        </w:numPr>
+      </w:pPr>
+      <w:r>
+        <w:t>Helped run a study that tested the effects of prenatal stress on risk-taking behavior in rat pups. We found that prenatally stressed pups were significantly more likely to take physically threatening risks than healthy controls.</w:t>
+      </w:r>
+    </w:p>
+    <w:p>
+      <w:pPr>
+        <w:pStyle w:val="ListParagraph"/>
+        <w:numPr>
+          <w:ilvl w:val="0"/>
+          <w:numId w:val="1"/>
+        </w:numPr>
+      </w:pPr>
+      <w:r>
+        <w:t>Designed and ran a study to test the effect of within-group social rank on behavior in a competitive task. We paired unfamiliar rats matched for physical signs of dominance but with different within-group social ranks to test whether social rank predicted performance. Higher ranked rats tended to outperform their otherwise comparable peers, but the difference wasn’t significant.</w:t>
+      </w:r>
+    </w:p>
+    <w:p/>
+    <w:p>
+      <w:pPr>
+        <w:rPr>
+          <w:b/>
+          <w:bCs/>
+        </w:rPr>
+      </w:pPr>
+      <w:r>
+        <w:rPr>
+          <w:b/>
+          <w:bCs/>
+        </w:rPr>
+        <w:t>University of California at Berkeley</w:t>
+      </w:r>
+      <w:r>
+        <w:tab/>
+      </w:r>
+      <w:r>
+        <w:tab/>
+      </w:r>
+      <w:r>
+        <w:tab/>
+      </w:r>
+      <w:r>
+        <w:tab/>
+      </w:r>
+      <w:r>
+        <w:tab/>
+      </w:r>
+      <w:r>
+        <w:tab/>
+      </w:r>
+      <w:r>
+        <w:tab/>
+        <w:t>Berkeley, CA</w:t>
+      </w:r>
+      <w:r>
+        <w:rPr>
+          <w:b/>
+          <w:bCs/>
+        </w:rPr>
+        <w:t xml:space="preserve"> </w:t>
+      </w:r>
+    </w:p>
+    <w:p>
+      <w:r>
+        <w:t>Research Assistant</w:t>
+      </w:r>
+      <w:r>
+        <w:tab/>
+      </w:r>
+      <w:r>
+        <w:tab/>
+      </w:r>
+      <w:r>
+        <w:tab/>
+      </w:r>
+      <w:r>
+        <w:tab/>
+      </w:r>
+      <w:r>
+        <w:tab/>
+      </w:r>
+      <w:r>
+        <w:tab/>
+      </w:r>
+      <w:r>
+        <w:tab/>
+      </w:r>
+      <w:r>
+        <w:tab/>
+      </w:r>
+      <w:r>
+        <w:tab/>
+        <w:t xml:space="preserve">2007 – 2008 </w:t>
+      </w:r>
+      <w:r>
+        <w:br/>
+      </w:r>
+      <w:r>
+        <w:tab/>
+        <w:t>Advisor: Jack Glaser</w:t>
+      </w:r>
+      <w:r>
+        <w:br/>
+      </w:r>
+      <w:r>
+        <w:tab/>
+        <w:t>Project: Implicit motivation to control prejudice</w:t>
+      </w:r>
+    </w:p>
+    <w:p>
+      <w:pPr>
+        <w:pStyle w:val="ListParagraph"/>
+        <w:numPr>
+          <w:ilvl w:val="0"/>
+          <w:numId w:val="1"/>
+        </w:numPr>
+      </w:pPr>
+      <w:r>
+        <w:lastRenderedPageBreak/>
+        <w:t>Ran participants for an experimental study examining the implicit motivation to control prejudice in a “Shooter Task”</w:t>
+      </w:r>
+    </w:p>
+    <w:p/>
+    <w:p>
+      <w:pPr>
+        <w:keepNext/>
+        <w:jc w:val="center"/>
+        <w:rPr>
+          <w:b/>
+          <w:bCs/>
+        </w:rPr>
+      </w:pPr>
+      <w:r>
+        <w:rPr>
+          <w:b/>
+          <w:bCs/>
+        </w:rPr>
+        <w:t>PROFESSIONAL EXPERIENCE</w:t>
+      </w:r>
+    </w:p>
+    <w:p>
+      <w:pPr>
+        <w:keepNext/>
+      </w:pPr>
+      <w:r>
+        <w:t xml:space="preserve">Private Tutor, Smarter Test Prep, 2011 – 2021 </w:t>
+      </w:r>
+    </w:p>
+    <w:p>
+      <w:pPr>
+        <w:keepNext/>
+      </w:pPr>
       <w:r>
         <w:t xml:space="preserve">Independent Options Trader &amp; Investment Analyst, 2014 – 2016 </w:t>
       </w:r>
     </w:p>
     <w:p>
+      <w:pPr>
+        <w:keepNext/>
+      </w:pPr>
       <w:r>
         <w:t xml:space="preserve">Sales Analyst, Aflac Insurance Company, 2010 – 2011 </w:t>
       </w:r>
     </w:p>
     <w:p>
+      <w:pPr>
+        <w:keepNext/>
+      </w:pPr>
       <w:r>
         <w:t xml:space="preserve">Business Development Services Analyst, Goldman Sachs Asset Management, 2009 – 2010 </w:t>
       </w:r>
     </w:p>
     <w:p>
-      <w:r>
-        <w:t xml:space="preserve">Research Assistant, Francis Stress Lab, University of California at Berkeley, 2006 – 2009 </w:t>
-      </w:r>
-    </w:p>
-    <w:p>
+      <w:pPr>
+        <w:keepNext/>
+      </w:pPr>
       <w:r>
         <w:t>Communications Analyst, Hattaway Communications, 2008 – 2009</w:t>
       </w:r>
@@ -507,14 +2129,10 @@
         <w:t xml:space="preserve">Press Advance Lead, National Advance Team, Hillary Clinton for President, 2007 – 2008 </w:t>
       </w:r>
     </w:p>
-    <w:p>
-      <w:r>
-        <w:t>Research Assistant, Glaser Implicit Bias Lab, University of California at Berkeley, 2007 – 2008</w:t>
-      </w:r>
-    </w:p>
     <w:p/>
     <w:p>
       <w:pPr>
+        <w:jc w:val="center"/>
         <w:rPr>
           <w:b/>
           <w:bCs/>
@@ -528,61 +2146,190 @@
         <w:t>REFERENCES</w:t>
       </w:r>
     </w:p>
-    <w:p>
-      <w:r>
-        <w:t xml:space="preserve">Prof. Ellen Langer, PhD Advisor, Harvard University, </w:t>
-      </w:r>
-      <w:hyperlink r:id="rId10">
-        <w:r>
-          <w:rPr>
-            <w:rStyle w:val="Hyperlink"/>
-          </w:rPr>
-          <w:t>langer@wjh.harvard.edu</w:t>
-        </w:r>
-      </w:hyperlink>
-      <w:r>
-        <w:t>, 617-816-7030</w:t>
-      </w:r>
-    </w:p>
-    <w:p>
-      <w:r>
-        <w:t xml:space="preserve">Dr. Deborah Phillips, Researcher, Harvard University, </w:t>
-      </w:r>
-      <w:hyperlink r:id="rId11">
-        <w:r>
-          <w:rPr>
-            <w:rStyle w:val="Hyperlink"/>
-          </w:rPr>
-          <w:t>dphillips@fas.harvard.edu</w:t>
-        </w:r>
-      </w:hyperlink>
-      <w:r>
-        <w:t>, 973-902-7938</w:t>
-      </w:r>
-    </w:p>
-    <w:p>
-      <w:r>
-        <w:t xml:space="preserve">Prof. Darlene Francis, UC Berkeley, </w:t>
-      </w:r>
-      <w:hyperlink r:id="rId12">
-        <w:r>
-          <w:rPr>
-            <w:rStyle w:val="Hyperlink"/>
-          </w:rPr>
-          <w:t>darlenefrancis@berkeley.edu</w:t>
-        </w:r>
-      </w:hyperlink>
-      <w:r>
-        <w:t xml:space="preserve">, 925-708-4549 </w:t>
-      </w:r>
-    </w:p>
+    <w:tbl>
+      <w:tblPr>
+        <w:tblStyle w:val="TableGrid"/>
+        <w:tblW w:w="10927" w:type="dxa"/>
+        <w:tblBorders>
+          <w:top w:val="none" w:sz="0" w:space="0" w:color="auto"/>
+          <w:left w:val="none" w:sz="0" w:space="0" w:color="auto"/>
+          <w:bottom w:val="none" w:sz="0" w:space="0" w:color="auto"/>
+          <w:right w:val="none" w:sz="0" w:space="0" w:color="auto"/>
+          <w:insideH w:val="none" w:sz="0" w:space="0" w:color="auto"/>
+          <w:insideV w:val="none" w:sz="0" w:space="0" w:color="auto"/>
+        </w:tblBorders>
+        <w:tblLook w:val="04A0" w:firstRow="1" w:lastRow="0" w:firstColumn="1" w:lastColumn="0" w:noHBand="0" w:noVBand="1"/>
+      </w:tblPr>
+      <w:tblGrid>
+        <w:gridCol w:w="3641"/>
+        <w:gridCol w:w="3919"/>
+        <w:gridCol w:w="3367"/>
+      </w:tblGrid>
+      <w:tr>
+        <w:trPr>
+          <w:trHeight w:val="276"/>
+        </w:trPr>
+        <w:tc>
+          <w:tcPr>
+            <w:tcW w:w="3641" w:type="dxa"/>
+          </w:tcPr>
+          <w:p>
+            <w:pPr>
+              <w:rPr>
+                <w:b/>
+                <w:bCs/>
+              </w:rPr>
+            </w:pPr>
+            <w:r>
+              <w:rPr>
+                <w:b/>
+                <w:bCs/>
+              </w:rPr>
+              <w:t>Ellen J. Langer, Ph.D.</w:t>
+            </w:r>
+          </w:p>
+          <w:p>
+            <w:r>
+              <w:t>Professor of Psychology</w:t>
+            </w:r>
+          </w:p>
+          <w:p>
+            <w:r>
+              <w:t>Psychology Department</w:t>
+            </w:r>
+          </w:p>
+          <w:p>
+            <w:r>
+              <w:t>Harvard University</w:t>
+            </w:r>
+          </w:p>
+          <w:p>
+            <w:r>
+              <w:t>Cambridge, MA 02138</w:t>
+            </w:r>
+          </w:p>
+          <w:p>
+            <w:hyperlink r:id="rId13">
+              <w:r>
+                <w:rPr>
+                  <w:rStyle w:val="Hyperlink"/>
+                </w:rPr>
+                <w:t>langer@wjh.harvard.edu</w:t>
+              </w:r>
+            </w:hyperlink>
+          </w:p>
+        </w:tc>
+        <w:tc>
+          <w:tcPr>
+            <w:tcW w:w="3919" w:type="dxa"/>
+          </w:tcPr>
+          <w:p>
+            <w:pPr>
+              <w:rPr>
+                <w:b/>
+                <w:bCs/>
+              </w:rPr>
+            </w:pPr>
+            <w:r>
+              <w:rPr>
+                <w:b/>
+                <w:bCs/>
+              </w:rPr>
+              <w:t>Darlene D. Francis, Ph.D.</w:t>
+            </w:r>
+          </w:p>
+          <w:p>
+            <w:r>
+              <w:t>Associate Professor</w:t>
+            </w:r>
+          </w:p>
+          <w:p>
+            <w:r>
+              <w:t>School of Public Health</w:t>
+            </w:r>
+          </w:p>
+          <w:p>
+            <w:r>
+              <w:t>Helen Wills Neuroscience Institute</w:t>
+            </w:r>
+            <w:r>
+              <w:br/>
+              <w:t>University of California at Berkeley</w:t>
+            </w:r>
+            <w:r>
+              <w:br/>
+              <w:t>Berkeley, CA 94720</w:t>
+            </w:r>
+            <w:r>
+              <w:br/>
+            </w:r>
+            <w:hyperlink r:id="rId14">
+              <w:r>
+                <w:rPr>
+                  <w:rStyle w:val="Hyperlink"/>
+                </w:rPr>
+                <w:t>darlenefrancis@berkeley.edu</w:t>
+              </w:r>
+            </w:hyperlink>
+          </w:p>
+        </w:tc>
+        <w:tc>
+          <w:tcPr>
+            <w:tcW w:w="3367" w:type="dxa"/>
+          </w:tcPr>
+          <w:p>
+            <w:r>
+              <w:rPr>
+                <w:b/>
+                <w:bCs/>
+              </w:rPr>
+              <w:t xml:space="preserve">Daniel L. Chen, J.D., Ph.D. </w:t>
+            </w:r>
+          </w:p>
+          <w:p>
+            <w:r>
+              <w:t>Professor of Economics</w:t>
+            </w:r>
+          </w:p>
+          <w:p>
+            <w:r>
+              <w:t>School of Economics</w:t>
+            </w:r>
+          </w:p>
+          <w:p>
+            <w:r>
+              <w:t>Toulouse University</w:t>
+            </w:r>
+          </w:p>
+          <w:p>
+            <w:r>
+              <w:t xml:space="preserve">Toulouse, France </w:t>
+            </w:r>
+          </w:p>
+          <w:p>
+            <w:hyperlink r:id="rId15" w:history="1">
+              <w:r>
+                <w:rPr>
+                  <w:rStyle w:val="Hyperlink"/>
+                </w:rPr>
+                <w:t>dlchen@nber.org</w:t>
+              </w:r>
+            </w:hyperlink>
+            <w:r>
+              <w:t xml:space="preserve"> </w:t>
+            </w:r>
+          </w:p>
+        </w:tc>
+      </w:tr>
+    </w:tbl>
     <w:p/>
     <w:sectPr>
-      <w:headerReference w:type="default" r:id="rId13"/>
+      <w:headerReference w:type="first" r:id="rId16"/>
       <w:pgSz w:w="12240" w:h="15840"/>
-      <w:pgMar w:top="1440" w:right="1440" w:bottom="1440" w:left="1440" w:header="720" w:footer="0" w:gutter="0"/>
+      <w:pgMar w:top="1440" w:right="1080" w:bottom="1440" w:left="1080" w:header="720" w:footer="0" w:gutter="0"/>
       <w:cols w:space="720"/>
       <w:formProt w:val="0"/>
+      <w:titlePg/>
       <w:docGrid w:linePitch="360"/>
     </w:sectPr>
   </w:body>
@@ -630,25 +2377,282 @@
 <file path=word/header1.xml><?xml version="1.0" encoding="utf-8"?>
 <w:hdr xmlns:wpc="http://schemas.microsoft.com/office/word/2010/wordprocessingCanvas" xmlns:cx="http://schemas.microsoft.com/office/drawing/2014/chartex" xmlns:cx1="http://schemas.microsoft.com/office/drawing/2015/9/8/chartex" xmlns:cx2="http://schemas.microsoft.com/office/drawing/2015/10/21/chartex" xmlns:cx3="http://schemas.microsoft.com/office/drawing/2016/5/9/chartex" xmlns:cx4="http://schemas.microsoft.com/office/drawing/2016/5/10/chartex" xmlns:cx5="http://schemas.microsoft.com/office/drawing/2016/5/11/chartex" xmlns:cx6="http://schemas.microsoft.com/office/drawing/2016/5/12/chartex" xmlns:cx7="http://schemas.microsoft.com/office/drawing/2016/5/13/chartex" xmlns:cx8="http://schemas.microsoft.com/office/drawing/2016/5/14/chartex" xmlns:mc="http://schemas.openxmlformats.org/markup-compatibility/2006" xmlns:aink="http://schemas.microsoft.com/office/drawing/2016/ink" xmlns:am3d="http://schemas.microsoft.com/office/drawing/2017/model3d" xmlns:o="urn:schemas-microsoft-com:office:office" xmlns:oel="http://schemas.microsoft.com/office/2019/extlst" xmlns:r="http://schemas.openxmlformats.org/officeDocument/2006/relationships" xmlns:m="http://schemas.openxmlformats.org/officeDocument/2006/math" xmlns:v="urn:schemas-microsoft-com:vml" xmlns:wp14="http://schemas.microsoft.com/office/word/2010/wordprocessingDrawing" xmlns:wp="http://schemas.openxmlformats.org/drawingml/2006/wordprocessingDrawing" xmlns:w10="urn:schemas-microsoft-com:office:word" xmlns:w="http://schemas.openxmlformats.org/wordprocessingml/2006/main" xmlns:w14="http://schemas.microsoft.com/office/word/2010/wordml" xmlns:w15="http://schemas.microsoft.com/office/word/2012/wordml" xmlns:w16cex="http://schemas.microsoft.com/office/word/2018/wordml/cex" xmlns:w16cid="http://schemas.microsoft.com/office/word/2016/wordml/cid" xmlns:w16="http://schemas.microsoft.com/office/word/2018/wordml" xmlns:w16du="http://schemas.microsoft.com/office/word/2023/wordml/word16du" xmlns:w16sdtdh="http://schemas.microsoft.com/office/word/2020/wordml/sdtdatahash" xmlns:w16sdtfl="http://schemas.microsoft.com/office/word/2024/wordml/sdtformatlock" xmlns:w16se="http://schemas.microsoft.com/office/word/2015/wordml/symex" xmlns:wpg="http://schemas.microsoft.com/office/word/2010/wordprocessingGroup" xmlns:wpi="http://schemas.microsoft.com/office/word/2010/wordprocessingInk" xmlns:wne="http://schemas.microsoft.com/office/word/2006/wordml" xmlns:wps="http://schemas.microsoft.com/office/word/2010/wordprocessingShape" mc:Ignorable="w14 w15 w16se w16cid w16 w16cex w16sdtdh w16sdtfl w16du wp14">
   <w:p>
+    <w:pPr>
+      <w:pStyle w:val="Heading"/>
+      <w:jc w:val="center"/>
+      <w:rPr>
+        <w:b/>
+        <w:bCs/>
+      </w:rPr>
+    </w:pPr>
     <w:r>
-      <w:t xml:space="preserve">Peter James Aungle | 33 Kirkland Street, Cambridge, MA 02138 </w:t>
+      <w:rPr>
+        <w:b/>
+        <w:bCs/>
+      </w:rPr>
+      <w:t>Peter James Aungle</w:t>
     </w:r>
+  </w:p>
+  <w:p>
+    <w:pPr>
+      <w:jc w:val="center"/>
+    </w:pPr>
     <w:hyperlink r:id="rId1" w:history="1">
       <w:r>
         <w:rPr>
           <w:rStyle w:val="Hyperlink"/>
         </w:rPr>
-        <w:t>|peter_aungle@fas.harvard.edu</w:t>
+        <w:t>peteraungle.rbind.io</w:t>
       </w:r>
     </w:hyperlink>
     <w:r>
-      <w:t xml:space="preserve"> </w:t>
+      <w:t xml:space="preserve"> | 33 Kirkland Street, Cambridge, MA 02138 </w:t>
     </w:r>
-    <w:r>
-      <w:t xml:space="preserve"> </w:t>
-    </w:r>
+    <w:hyperlink r:id="rId2" w:history="1">
+      <w:r>
+        <w:rPr>
+          <w:rStyle w:val="Hyperlink"/>
+        </w:rPr>
+        <w:t>|peter_aungle@fas.harvard.edu</w:t>
+      </w:r>
+    </w:hyperlink>
   </w:p>
 </w:hdr>
+</file>
+
+<file path=word/numbering.xml><?xml version="1.0" encoding="utf-8"?>
+<w:numbering xmlns:wpc="http://schemas.microsoft.com/office/word/2010/wordprocessingCanvas" xmlns:cx="http://schemas.microsoft.com/office/drawing/2014/chartex" xmlns:cx1="http://schemas.microsoft.com/office/drawing/2015/9/8/chartex" xmlns:cx2="http://schemas.microsoft.com/office/drawing/2015/10/21/chartex" xmlns:cx3="http://schemas.microsoft.com/office/drawing/2016/5/9/chartex" xmlns:cx4="http://schemas.microsoft.com/office/drawing/2016/5/10/chartex" xmlns:cx5="http://schemas.microsoft.com/office/drawing/2016/5/11/chartex" xmlns:cx6="http://schemas.microsoft.com/office/drawing/2016/5/12/chartex" xmlns:cx7="http://schemas.microsoft.com/office/drawing/2016/5/13/chartex" xmlns:cx8="http://schemas.microsoft.com/office/drawing/2016/5/14/chartex" xmlns:mc="http://schemas.openxmlformats.org/markup-compatibility/2006" xmlns:aink="http://schemas.microsoft.com/office/drawing/2016/ink" xmlns:am3d="http://schemas.microsoft.com/office/drawing/2017/model3d" xmlns:o="urn:schemas-microsoft-com:office:office" xmlns:oel="http://schemas.microsoft.com/office/2019/extlst" xmlns:r="http://schemas.openxmlformats.org/officeDocument/2006/relationships" xmlns:m="http://schemas.openxmlformats.org/officeDocument/2006/math" xmlns:v="urn:schemas-microsoft-com:vml" xmlns:wp14="http://schemas.microsoft.com/office/word/2010/wordprocessingDrawing" xmlns:wp="http://schemas.openxmlformats.org/drawingml/2006/wordprocessingDrawing" xmlns:w10="urn:schemas-microsoft-com:office:word" xmlns:w="http://schemas.openxmlformats.org/wordprocessingml/2006/main" xmlns:w14="http://schemas.microsoft.com/office/word/2010/wordml" xmlns:w15="http://schemas.microsoft.com/office/word/2012/wordml" xmlns:w16cex="http://schemas.microsoft.com/office/word/2018/wordml/cex" xmlns:w16cid="http://schemas.microsoft.com/office/word/2016/wordml/cid" xmlns:w16="http://schemas.microsoft.com/office/word/2018/wordml" xmlns:w16du="http://schemas.microsoft.com/office/word/2023/wordml/word16du" xmlns:w16sdtdh="http://schemas.microsoft.com/office/word/2020/wordml/sdtdatahash" xmlns:w16sdtfl="http://schemas.microsoft.com/office/word/2024/wordml/sdtformatlock" xmlns:w16se="http://schemas.microsoft.com/office/word/2015/wordml/symex" xmlns:wpg="http://schemas.microsoft.com/office/word/2010/wordprocessingGroup" xmlns:wpi="http://schemas.microsoft.com/office/word/2010/wordprocessingInk" xmlns:wne="http://schemas.microsoft.com/office/word/2006/wordml" xmlns:wps="http://schemas.microsoft.com/office/word/2010/wordprocessingShape" mc:Ignorable="w14 w15 w16se w16cid w16 w16cex w16sdtdh w16sdtfl w16du wp14">
+  <w:abstractNum w:abstractNumId="0" w15:restartNumberingAfterBreak="0">
+    <w:nsid w:val="00253CB8"/>
+    <w:multiLevelType w:val="hybridMultilevel"/>
+    <w:tmpl w:val="D1867BC0"/>
+    <w:lvl w:ilvl="0" w:tplc="5D04D682">
+      <w:numFmt w:val="bullet"/>
+      <w:lvlText w:val="-"/>
+      <w:lvlJc w:val="left"/>
+      <w:pPr>
+        <w:ind w:left="720" w:hanging="360"/>
+      </w:pPr>
+      <w:rPr>
+        <w:rFonts w:ascii="Calibri" w:eastAsiaTheme="minorHAnsi" w:hAnsi="Calibri" w:cs="Calibri" w:hint="default"/>
+      </w:rPr>
+    </w:lvl>
+    <w:lvl w:ilvl="1" w:tplc="04090003" w:tentative="1">
+      <w:start w:val="1"/>
+      <w:numFmt w:val="bullet"/>
+      <w:lvlText w:val="o"/>
+      <w:lvlJc w:val="left"/>
+      <w:pPr>
+        <w:ind w:left="1440" w:hanging="360"/>
+      </w:pPr>
+      <w:rPr>
+        <w:rFonts w:ascii="Courier New" w:hAnsi="Courier New" w:cs="Courier New" w:hint="default"/>
+      </w:rPr>
+    </w:lvl>
+    <w:lvl w:ilvl="2" w:tplc="04090005" w:tentative="1">
+      <w:start w:val="1"/>
+      <w:numFmt w:val="bullet"/>
+      <w:lvlText w:val=""/>
+      <w:lvlJc w:val="left"/>
+      <w:pPr>
+        <w:ind w:left="2160" w:hanging="360"/>
+      </w:pPr>
+      <w:rPr>
+        <w:rFonts w:ascii="Wingdings" w:hAnsi="Wingdings" w:hint="default"/>
+      </w:rPr>
+    </w:lvl>
+    <w:lvl w:ilvl="3" w:tplc="04090001" w:tentative="1">
+      <w:start w:val="1"/>
+      <w:numFmt w:val="bullet"/>
+      <w:lvlText w:val=""/>
+      <w:lvlJc w:val="left"/>
+      <w:pPr>
+        <w:ind w:left="2880" w:hanging="360"/>
+      </w:pPr>
+      <w:rPr>
+        <w:rFonts w:ascii="Symbol" w:hAnsi="Symbol" w:hint="default"/>
+      </w:rPr>
+    </w:lvl>
+    <w:lvl w:ilvl="4" w:tplc="04090003" w:tentative="1">
+      <w:start w:val="1"/>
+      <w:numFmt w:val="bullet"/>
+      <w:lvlText w:val="o"/>
+      <w:lvlJc w:val="left"/>
+      <w:pPr>
+        <w:ind w:left="3600" w:hanging="360"/>
+      </w:pPr>
+      <w:rPr>
+        <w:rFonts w:ascii="Courier New" w:hAnsi="Courier New" w:cs="Courier New" w:hint="default"/>
+      </w:rPr>
+    </w:lvl>
+    <w:lvl w:ilvl="5" w:tplc="04090005" w:tentative="1">
+      <w:start w:val="1"/>
+      <w:numFmt w:val="bullet"/>
+      <w:lvlText w:val=""/>
+      <w:lvlJc w:val="left"/>
+      <w:pPr>
+        <w:ind w:left="4320" w:hanging="360"/>
+      </w:pPr>
+      <w:rPr>
+        <w:rFonts w:ascii="Wingdings" w:hAnsi="Wingdings" w:hint="default"/>
+      </w:rPr>
+    </w:lvl>
+    <w:lvl w:ilvl="6" w:tplc="04090001" w:tentative="1">
+      <w:start w:val="1"/>
+      <w:numFmt w:val="bullet"/>
+      <w:lvlText w:val=""/>
+      <w:lvlJc w:val="left"/>
+      <w:pPr>
+        <w:ind w:left="5040" w:hanging="360"/>
+      </w:pPr>
+      <w:rPr>
+        <w:rFonts w:ascii="Symbol" w:hAnsi="Symbol" w:hint="default"/>
+      </w:rPr>
+    </w:lvl>
+    <w:lvl w:ilvl="7" w:tplc="04090003" w:tentative="1">
+      <w:start w:val="1"/>
+      <w:numFmt w:val="bullet"/>
+      <w:lvlText w:val="o"/>
+      <w:lvlJc w:val="left"/>
+      <w:pPr>
+        <w:ind w:left="5760" w:hanging="360"/>
+      </w:pPr>
+      <w:rPr>
+        <w:rFonts w:ascii="Courier New" w:hAnsi="Courier New" w:cs="Courier New" w:hint="default"/>
+      </w:rPr>
+    </w:lvl>
+    <w:lvl w:ilvl="8" w:tplc="04090005" w:tentative="1">
+      <w:start w:val="1"/>
+      <w:numFmt w:val="bullet"/>
+      <w:lvlText w:val=""/>
+      <w:lvlJc w:val="left"/>
+      <w:pPr>
+        <w:ind w:left="6480" w:hanging="360"/>
+      </w:pPr>
+      <w:rPr>
+        <w:rFonts w:ascii="Wingdings" w:hAnsi="Wingdings" w:hint="default"/>
+      </w:rPr>
+    </w:lvl>
+  </w:abstractNum>
+  <w:abstractNum w:abstractNumId="1" w15:restartNumberingAfterBreak="0">
+    <w:nsid w:val="0AEB7F63"/>
+    <w:multiLevelType w:val="hybridMultilevel"/>
+    <w:tmpl w:val="02F01FB6"/>
+    <w:lvl w:ilvl="0" w:tplc="F61639C8">
+      <w:numFmt w:val="bullet"/>
+      <w:lvlText w:val="-"/>
+      <w:lvlJc w:val="left"/>
+      <w:pPr>
+        <w:ind w:left="720" w:hanging="360"/>
+      </w:pPr>
+      <w:rPr>
+        <w:rFonts w:ascii="Calibri" w:eastAsiaTheme="minorHAnsi" w:hAnsi="Calibri" w:cs="Calibri" w:hint="default"/>
+      </w:rPr>
+    </w:lvl>
+    <w:lvl w:ilvl="1" w:tplc="04090003" w:tentative="1">
+      <w:start w:val="1"/>
+      <w:numFmt w:val="bullet"/>
+      <w:lvlText w:val="o"/>
+      <w:lvlJc w:val="left"/>
+      <w:pPr>
+        <w:ind w:left="1440" w:hanging="360"/>
+      </w:pPr>
+      <w:rPr>
+        <w:rFonts w:ascii="Courier New" w:hAnsi="Courier New" w:cs="Courier New" w:hint="default"/>
+      </w:rPr>
+    </w:lvl>
+    <w:lvl w:ilvl="2" w:tplc="04090005" w:tentative="1">
+      <w:start w:val="1"/>
+      <w:numFmt w:val="bullet"/>
+      <w:lvlText w:val=""/>
+      <w:lvlJc w:val="left"/>
+      <w:pPr>
+        <w:ind w:left="2160" w:hanging="360"/>
+      </w:pPr>
+      <w:rPr>
+        <w:rFonts w:ascii="Wingdings" w:hAnsi="Wingdings" w:hint="default"/>
+      </w:rPr>
+    </w:lvl>
+    <w:lvl w:ilvl="3" w:tplc="04090001" w:tentative="1">
+      <w:start w:val="1"/>
+      <w:numFmt w:val="bullet"/>
+      <w:lvlText w:val=""/>
+      <w:lvlJc w:val="left"/>
+      <w:pPr>
+        <w:ind w:left="2880" w:hanging="360"/>
+      </w:pPr>
+      <w:rPr>
+        <w:rFonts w:ascii="Symbol" w:hAnsi="Symbol" w:hint="default"/>
+      </w:rPr>
+    </w:lvl>
+    <w:lvl w:ilvl="4" w:tplc="04090003" w:tentative="1">
+      <w:start w:val="1"/>
+      <w:numFmt w:val="bullet"/>
+      <w:lvlText w:val="o"/>
+      <w:lvlJc w:val="left"/>
+      <w:pPr>
+        <w:ind w:left="3600" w:hanging="360"/>
+      </w:pPr>
+      <w:rPr>
+        <w:rFonts w:ascii="Courier New" w:hAnsi="Courier New" w:cs="Courier New" w:hint="default"/>
+      </w:rPr>
+    </w:lvl>
+    <w:lvl w:ilvl="5" w:tplc="04090005" w:tentative="1">
+      <w:start w:val="1"/>
+      <w:numFmt w:val="bullet"/>
+      <w:lvlText w:val=""/>
+      <w:lvlJc w:val="left"/>
+      <w:pPr>
+        <w:ind w:left="4320" w:hanging="360"/>
+      </w:pPr>
+      <w:rPr>
+        <w:rFonts w:ascii="Wingdings" w:hAnsi="Wingdings" w:hint="default"/>
+      </w:rPr>
+    </w:lvl>
+    <w:lvl w:ilvl="6" w:tplc="04090001" w:tentative="1">
+      <w:start w:val="1"/>
+      <w:numFmt w:val="bullet"/>
+      <w:lvlText w:val=""/>
+      <w:lvlJc w:val="left"/>
+      <w:pPr>
+        <w:ind w:left="5040" w:hanging="360"/>
+      </w:pPr>
+      <w:rPr>
+        <w:rFonts w:ascii="Symbol" w:hAnsi="Symbol" w:hint="default"/>
+      </w:rPr>
+    </w:lvl>
+    <w:lvl w:ilvl="7" w:tplc="04090003" w:tentative="1">
+      <w:start w:val="1"/>
+      <w:numFmt w:val="bullet"/>
+      <w:lvlText w:val="o"/>
+      <w:lvlJc w:val="left"/>
+      <w:pPr>
+        <w:ind w:left="5760" w:hanging="360"/>
+      </w:pPr>
+      <w:rPr>
+        <w:rFonts w:ascii="Courier New" w:hAnsi="Courier New" w:cs="Courier New" w:hint="default"/>
+      </w:rPr>
+    </w:lvl>
+    <w:lvl w:ilvl="8" w:tplc="04090005" w:tentative="1">
+      <w:start w:val="1"/>
+      <w:numFmt w:val="bullet"/>
+      <w:lvlText w:val=""/>
+      <w:lvlJc w:val="left"/>
+      <w:pPr>
+        <w:ind w:left="6480" w:hanging="360"/>
+      </w:pPr>
+      <w:rPr>
+        <w:rFonts w:ascii="Wingdings" w:hAnsi="Wingdings" w:hint="default"/>
+      </w:rPr>
+    </w:lvl>
+  </w:abstractNum>
+  <w:num w:numId="1" w16cid:durableId="1035732359">
+    <w:abstractNumId w:val="0"/>
+  </w:num>
+  <w:num w:numId="2" w16cid:durableId="1951234289">
+    <w:abstractNumId w:val="1"/>
+  </w:num>
+</w:numbering>
 </file>
 
 <file path=word/styles.xml><?xml version="1.0" encoding="utf-8"?>
@@ -1253,6 +3257,73 @@
       <w:suppressAutoHyphens w:val="0"/>
     </w:pPr>
   </w:style>
+  <w:style w:type="paragraph" w:styleId="CommentSubject">
+    <w:name w:val="annotation subject"/>
+    <w:basedOn w:val="CommentText"/>
+    <w:next w:val="CommentText"/>
+    <w:link w:val="CommentSubjectChar"/>
+    <w:uiPriority w:val="99"/>
+    <w:semiHidden/>
+    <w:unhideWhenUsed/>
+    <w:rsid w:val="00743F3C"/>
+    <w:rPr>
+      <w:b/>
+      <w:bCs/>
+    </w:rPr>
+  </w:style>
+  <w:style w:type="character" w:customStyle="1" w:styleId="CommentSubjectChar">
+    <w:name w:val="Comment Subject Char"/>
+    <w:basedOn w:val="CommentTextChar"/>
+    <w:link w:val="CommentSubject"/>
+    <w:uiPriority w:val="99"/>
+    <w:semiHidden/>
+    <w:rsid w:val="00743F3C"/>
+    <w:rPr>
+      <w:b/>
+      <w:bCs/>
+      <w:sz w:val="20"/>
+      <w:szCs w:val="20"/>
+    </w:rPr>
+  </w:style>
+  <w:style w:type="character" w:styleId="FollowedHyperlink">
+    <w:name w:val="FollowedHyperlink"/>
+    <w:basedOn w:val="DefaultParagraphFont"/>
+    <w:uiPriority w:val="99"/>
+    <w:semiHidden/>
+    <w:unhideWhenUsed/>
+    <w:rsid w:val="00740929"/>
+    <w:rPr>
+      <w:color w:val="954F72" w:themeColor="followedHyperlink"/>
+      <w:u w:val="single"/>
+    </w:rPr>
+  </w:style>
+  <w:style w:type="paragraph" w:styleId="ListParagraph">
+    <w:name w:val="List Paragraph"/>
+    <w:basedOn w:val="Normal"/>
+    <w:uiPriority w:val="34"/>
+    <w:qFormat/>
+    <w:rsid w:val="00652C32"/>
+    <w:pPr>
+      <w:ind w:left="720"/>
+      <w:contextualSpacing/>
+    </w:pPr>
+  </w:style>
+  <w:style w:type="table" w:styleId="TableGrid">
+    <w:name w:val="Table Grid"/>
+    <w:basedOn w:val="TableNormal"/>
+    <w:uiPriority w:val="39"/>
+    <w:rsid w:val="00147A14"/>
+    <w:tblPr>
+      <w:tblBorders>
+        <w:top w:val="single" w:sz="4" w:space="0" w:color="auto"/>
+        <w:left w:val="single" w:sz="4" w:space="0" w:color="auto"/>
+        <w:bottom w:val="single" w:sz="4" w:space="0" w:color="auto"/>
+        <w:right w:val="single" w:sz="4" w:space="0" w:color="auto"/>
+        <w:insideH w:val="single" w:sz="4" w:space="0" w:color="auto"/>
+        <w:insideV w:val="single" w:sz="4" w:space="0" w:color="auto"/>
+      </w:tblBorders>
+    </w:tblPr>
+  </w:style>
 </w:styles>
 </file>
 

--- a/themes/starter-hugo-academic/static/uploads/Peter Aungle CV.docx
+++ b/themes/starter-hugo-academic/static/uploads/Peter Aungle CV.docx
@@ -143,7 +143,13 @@
     </w:p>
     <w:p>
       <w:r>
-        <w:t>Dissertation: “Embodied models of health: how attention, beliefs, and expectations interact to shape health over time”</w:t>
+        <w:t xml:space="preserve">Dissertation: “Embodied models of health: </w:t>
+      </w:r>
+      <w:r>
+        <w:t>mind-body unity and the psychological determinants of physical health</w:t>
+      </w:r>
+      <w:r>
+        <w:t>”</w:t>
       </w:r>
     </w:p>
     <w:p>

--- a/themes/starter-hugo-academic/static/uploads/Peter Aungle CV.docx
+++ b/themes/starter-hugo-academic/static/uploads/Peter Aungle CV.docx
@@ -608,41 +608,24 @@
         <w:t xml:space="preserve">). </w:t>
       </w:r>
       <w:r>
-        <w:rPr>
-          <w:i/>
-          <w:iCs/>
-        </w:rPr>
         <w:t xml:space="preserve">Reconsidering the Exclusion of </w:t>
       </w:r>
       <w:proofErr w:type="spellStart"/>
       <w:r>
-        <w:rPr>
-          <w:i/>
-          <w:iCs/>
-        </w:rPr>
         <w:t>Langerian</w:t>
       </w:r>
       <w:proofErr w:type="spellEnd"/>
       <w:r>
-        <w:rPr>
-          <w:i/>
-          <w:iCs/>
-        </w:rPr>
         <w:t xml:space="preserve"> Mindfulness:</w:t>
       </w:r>
       <w:r>
-        <w:rPr>
-          <w:i/>
-          <w:iCs/>
-        </w:rPr>
         <w:t xml:space="preserve"> </w:t>
       </w:r>
       <w:r>
-        <w:rPr>
-          <w:i/>
-          <w:iCs/>
-        </w:rPr>
-        <w:t>A Commentary on Chems-Maarif et al. (2025)</w:t>
+        <w:t>A Commentary on Chems-Maarif et al.</w:t>
+      </w:r>
+      <w:r>
+        <w:t xml:space="preserve"> (2025)</w:t>
       </w:r>
       <w:r>
         <w:rPr>
@@ -701,11 +684,14 @@
         <w:t xml:space="preserve">). </w:t>
       </w:r>
       <w:r>
-        <w:rPr>
-          <w:i/>
-          <w:iCs/>
-        </w:rPr>
-        <w:t xml:space="preserve">Embodied models of health: A theoretical framework of mind-body unity. </w:t>
+        <w:t>Embodied models of health: A theoretical framework of mind-body unity</w:t>
+      </w:r>
+      <w:r>
+        <w:rPr>
+          <w:i/>
+          <w:iCs/>
+        </w:rPr>
+        <w:t xml:space="preserve">. </w:t>
       </w:r>
       <w:hyperlink r:id="rId12" w:history="1">
         <w:r>
@@ -738,14 +724,7 @@
         <w:t xml:space="preserve">). </w:t>
       </w:r>
       <w:r>
-        <w:rPr>
-          <w:i/>
-          <w:iCs/>
-        </w:rPr>
-        <w:t>A computational framework of mind-body unity: formalizing embodied models of health.</w:t>
-      </w:r>
-      <w:r>
-        <w:t xml:space="preserve"> </w:t>
+        <w:t xml:space="preserve">A computational framework of mind-body unity: formalizing embodied models of health. </w:t>
       </w:r>
     </w:p>
     <w:p>
@@ -756,10 +735,6 @@
     <w:p>
       <w:pPr>
         <w:ind w:left="360" w:hanging="360"/>
-        <w:rPr>
-          <w:i/>
-          <w:iCs/>
-        </w:rPr>
       </w:pPr>
       <w:r>
         <w:t>Aungle, P., Zhang, Y., Nagarathinam, V., Paradis, J., Chen, D. (i</w:t>
@@ -775,10 +750,6 @@
         <w:t xml:space="preserve">). </w:t>
       </w:r>
       <w:r>
-        <w:rPr>
-          <w:i/>
-          <w:iCs/>
-        </w:rPr>
         <w:t>The surprising power of sadness in workplace conflict: when vulnerability outperforms dominance.</w:t>
       </w:r>
     </w:p>
@@ -805,10 +776,6 @@
         <w:t xml:space="preserve">). </w:t>
       </w:r>
       <w:r>
-        <w:rPr>
-          <w:i/>
-          <w:iCs/>
-        </w:rPr>
         <w:t>Manipulating temporal expectations to accelerate healing after cataract surgery: a randomized controlled trial.</w:t>
       </w:r>
     </w:p>
@@ -852,17 +819,9 @@
         <w:t xml:space="preserve">). </w:t>
       </w:r>
       <w:r>
-        <w:rPr>
-          <w:i/>
-          <w:iCs/>
-        </w:rPr>
         <w:t>Transmitting Tranquility: The Impact of Teacher Mindfulness and CBT on Student Achievement</w:t>
       </w:r>
       <w:r>
-        <w:rPr>
-          <w:i/>
-          <w:iCs/>
-        </w:rPr>
         <w:t>.</w:t>
       </w:r>
     </w:p>
@@ -901,10 +860,6 @@
         <w:t xml:space="preserve">). </w:t>
       </w:r>
       <w:r>
-        <w:rPr>
-          <w:i/>
-          <w:iCs/>
-        </w:rPr>
         <w:t>Mindfulness, Mind-Body Unity, and Longevity</w:t>
       </w:r>
       <w:r>
